--- a/Supplementary_Information/S3_Table_READUS_PV_Checklist.docx
+++ b/Supplementary_Information/S3_Table_READUS_PV_Checklist.docx
@@ -4,15 +4,20 @@
   <w:body>
     <w:p>
       <w:pPr>
-        <w:jc w:val="center"/>
+        <w:pStyle w:val="Heading1"/>
       </w:pPr>
       <w:r>
-        <w:rPr>
-          <w:rFonts w:ascii="Times New Roman" w:hAnsi="Times New Roman"/>
-          <w:b/>
-          <w:sz w:val="24"/>
-        </w:rPr>
-        <w:t>S3 Table. READUS-PV Checklist for Disproportionality Analysis Reporting</w:t>
+        <w:t>S3 Table. READUS-PV Checklist</w:t>
+      </w:r>
+    </w:p>
+    <w:p>
+      <w:r>
+        <w:t>REporting of A Disproportionality analysis in pharmacoVigilance — Standards</w:t>
+      </w:r>
+    </w:p>
+    <w:p>
+      <w:r>
+        <w:t>Checklist completed against PONE_Condensed_V12 manuscript.</w:t>
       </w:r>
     </w:p>
     <w:p/>
@@ -20,7 +25,6 @@
       <w:tblPr>
         <w:tblStyle w:val="TableGrid"/>
         <w:tblW w:type="auto" w:w="0"/>
-        <w:jc w:val="center"/>
         <w:tblLook w:firstColumn="1" w:firstRow="1" w:lastColumn="0" w:lastRow="0" w:noHBand="0" w:noVBand="1" w:val="04A0"/>
       </w:tblPr>
       <w:tblGrid>
@@ -35,14 +39,8 @@
             <w:tcW w:type="dxa" w:w="2160"/>
           </w:tcPr>
           <w:p>
-            <w:r/>
             <w:r>
-              <w:rPr>
-                <w:rFonts w:ascii="Times New Roman" w:hAnsi="Times New Roman"/>
-                <w:b/>
-                <w:sz w:val="18"/>
-              </w:rPr>
-              <w:t>Section/Topic</w:t>
+              <w:t>Section</w:t>
             </w:r>
           </w:p>
         </w:tc>
@@ -51,14 +49,8 @@
             <w:tcW w:type="dxa" w:w="2160"/>
           </w:tcPr>
           <w:p>
-            <w:r/>
             <w:r>
-              <w:rPr>
-                <w:rFonts w:ascii="Times New Roman" w:hAnsi="Times New Roman"/>
-                <w:b/>
-                <w:sz w:val="18"/>
-              </w:rPr>
-              <w:t>Item No.</w:t>
+              <w:t>Item</w:t>
             </w:r>
           </w:p>
         </w:tc>
@@ -67,13 +59,7 @@
             <w:tcW w:type="dxa" w:w="2160"/>
           </w:tcPr>
           <w:p>
-            <w:r/>
             <w:r>
-              <w:rPr>
-                <w:rFonts w:ascii="Times New Roman" w:hAnsi="Times New Roman"/>
-                <w:b/>
-                <w:sz w:val="18"/>
-              </w:rPr>
               <w:t>Checklist Item</w:t>
             </w:r>
           </w:p>
@@ -83,14 +69,8 @@
             <w:tcW w:type="dxa" w:w="2160"/>
           </w:tcPr>
           <w:p>
-            <w:r/>
             <w:r>
-              <w:rPr>
-                <w:rFonts w:ascii="Times New Roman" w:hAnsi="Times New Roman"/>
-                <w:b/>
-                <w:sz w:val="18"/>
-              </w:rPr>
-              <w:t>Reported on Page/Section</w:t>
+              <w:t>Location in V12</w:t>
             </w:r>
           </w:p>
         </w:tc>
@@ -101,14 +81,8 @@
             <w:tcW w:type="dxa" w:w="2160"/>
           </w:tcPr>
           <w:p>
-            <w:r/>
             <w:r>
-              <w:rPr>
-                <w:rFonts w:ascii="Times New Roman" w:hAnsi="Times New Roman"/>
-                <w:b w:val="0"/>
-                <w:sz w:val="18"/>
-              </w:rPr>
-              <w:t>Database and study period</w:t>
+              <w:t>Title/Abstract</w:t>
             </w:r>
           </w:p>
         </w:tc>
@@ -117,13 +91,7 @@
             <w:tcW w:type="dxa" w:w="2160"/>
           </w:tcPr>
           <w:p>
-            <w:r/>
             <w:r>
-              <w:rPr>
-                <w:rFonts w:ascii="Times New Roman" w:hAnsi="Times New Roman"/>
-                <w:b w:val="0"/>
-                <w:sz w:val="18"/>
-              </w:rPr>
               <w:t>1</w:t>
             </w:r>
           </w:p>
@@ -133,14 +101,8 @@
             <w:tcW w:type="dxa" w:w="2160"/>
           </w:tcPr>
           <w:p>
-            <w:r/>
             <w:r>
-              <w:rPr>
-                <w:rFonts w:ascii="Times New Roman" w:hAnsi="Times New Roman"/>
-                <w:b w:val="0"/>
-                <w:sz w:val="18"/>
-              </w:rPr>
-              <w:t>Specify the database(s) used and the time period of included reports</w:t>
+              <w:t>Identify the study as a disproportionality analysis</w:t>
             </w:r>
           </w:p>
         </w:tc>
@@ -150,7 +112,7 @@
           </w:tcPr>
           <w:p>
             <w:r>
-              <w:t>FAERS 2021Q1–2025Q4 (Methods, Data Curation, Cohort Construction, and Preprocessing, Section 2.3)</w:t>
+              <w:t>Title; Abstract: Methods subsection</w:t>
             </w:r>
           </w:p>
         </w:tc>
@@ -161,14 +123,8 @@
             <w:tcW w:type="dxa" w:w="2160"/>
           </w:tcPr>
           <w:p>
-            <w:r/>
             <w:r>
-              <w:rPr>
-                <w:rFonts w:ascii="Times New Roman" w:hAnsi="Times New Roman"/>
-                <w:b w:val="0"/>
-                <w:sz w:val="18"/>
-              </w:rPr>
-              <w:t>Drug exposure definition</w:t>
+              <w:t>Introduction</w:t>
             </w:r>
           </w:p>
         </w:tc>
@@ -177,13 +133,7 @@
             <w:tcW w:type="dxa" w:w="2160"/>
           </w:tcPr>
           <w:p>
-            <w:r/>
             <w:r>
-              <w:rPr>
-                <w:rFonts w:ascii="Times New Roman" w:hAnsi="Times New Roman"/>
-                <w:b w:val="0"/>
-                <w:sz w:val="18"/>
-              </w:rPr>
               <w:t>2</w:t>
             </w:r>
           </w:p>
@@ -193,14 +143,8 @@
             <w:tcW w:type="dxa" w:w="2160"/>
           </w:tcPr>
           <w:p>
-            <w:r/>
             <w:r>
-              <w:rPr>
-                <w:rFonts w:ascii="Times New Roman" w:hAnsi="Times New Roman"/>
-                <w:b w:val="0"/>
-                <w:sz w:val="18"/>
-              </w:rPr>
-              <w:t>Define how drug exposure was identified (generic names, brand names, ATC codes)</w:t>
+              <w:t>Explain the scientific background and rationale</w:t>
             </w:r>
           </w:p>
         </w:tc>
@@ -210,7 +154,7 @@
           </w:tcPr>
           <w:p>
             <w:r>
-              <w:t>Methods, Data Curation, Cohort Construction, and Preprocessing (Section 2.3); RxNorm normalisation</w:t>
+              <w:t>Introduction, paragraphs 1-4</w:t>
             </w:r>
           </w:p>
         </w:tc>
@@ -221,14 +165,8 @@
             <w:tcW w:type="dxa" w:w="2160"/>
           </w:tcPr>
           <w:p>
-            <w:r/>
             <w:r>
-              <w:rPr>
-                <w:rFonts w:ascii="Times New Roman" w:hAnsi="Times New Roman"/>
-                <w:b w:val="0"/>
-                <w:sz w:val="18"/>
-              </w:rPr>
-              <w:t>Event definition</w:t>
+              <w:t>Introduction</w:t>
             </w:r>
           </w:p>
         </w:tc>
@@ -237,13 +175,7 @@
             <w:tcW w:type="dxa" w:w="2160"/>
           </w:tcPr>
           <w:p>
-            <w:r/>
             <w:r>
-              <w:rPr>
-                <w:rFonts w:ascii="Times New Roman" w:hAnsi="Times New Roman"/>
-                <w:b w:val="0"/>
-                <w:sz w:val="18"/>
-              </w:rPr>
               <w:t>3</w:t>
             </w:r>
           </w:p>
@@ -253,14 +185,8 @@
             <w:tcW w:type="dxa" w:w="2160"/>
           </w:tcPr>
           <w:p>
-            <w:r/>
             <w:r>
-              <w:rPr>
-                <w:rFonts w:ascii="Times New Roman" w:hAnsi="Times New Roman"/>
-                <w:b w:val="0"/>
-                <w:sz w:val="18"/>
-              </w:rPr>
-              <w:t>Define how adverse events were coded (MedDRA level, version)</w:t>
+              <w:t>State specific objectives and research question</w:t>
             </w:r>
           </w:p>
         </w:tc>
@@ -270,7 +196,7 @@
           </w:tcPr>
           <w:p>
             <w:r>
-              <w:t>Methods, Data Curation, Cohort Construction, and Preprocessing (Section 2.3); MedDRA Preferred Terms from REAC file</w:t>
+              <w:t>Introduction, final paragraph</w:t>
             </w:r>
           </w:p>
         </w:tc>
@@ -281,14 +207,8 @@
             <w:tcW w:type="dxa" w:w="2160"/>
           </w:tcPr>
           <w:p>
-            <w:r/>
             <w:r>
-              <w:rPr>
-                <w:rFonts w:ascii="Times New Roman" w:hAnsi="Times New Roman"/>
-                <w:b w:val="0"/>
-                <w:sz w:val="18"/>
-              </w:rPr>
-              <w:t>Comparator/Reference</w:t>
+              <w:t>Database</w:t>
             </w:r>
           </w:p>
         </w:tc>
@@ -297,13 +217,7 @@
             <w:tcW w:type="dxa" w:w="2160"/>
           </w:tcPr>
           <w:p>
-            <w:r/>
             <w:r>
-              <w:rPr>
-                <w:rFonts w:ascii="Times New Roman" w:hAnsi="Times New Roman"/>
-                <w:b w:val="0"/>
-                <w:sz w:val="18"/>
-              </w:rPr>
               <w:t>4</w:t>
             </w:r>
           </w:p>
@@ -313,14 +227,8 @@
             <w:tcW w:type="dxa" w:w="2160"/>
           </w:tcPr>
           <w:p>
-            <w:r/>
             <w:r>
-              <w:rPr>
-                <w:rFonts w:ascii="Times New Roman" w:hAnsi="Times New Roman"/>
-                <w:b w:val="0"/>
-                <w:sz w:val="18"/>
-              </w:rPr>
-              <w:t>Define the reference group (full database, non-cases, specific comparators)</w:t>
+              <w:t>Describe the pharmacovigilance database used</w:t>
             </w:r>
           </w:p>
         </w:tc>
@@ -330,7 +238,7 @@
           </w:tcPr>
           <w:p>
             <w:r>
-              <w:t>Full FAERS database (all other drug–event pairs)</w:t>
+              <w:t>Materials and methods: Data source and preprocessing (FAERS 2021Q1-2025Q4)</w:t>
             </w:r>
           </w:p>
         </w:tc>
@@ -341,14 +249,8 @@
             <w:tcW w:type="dxa" w:w="2160"/>
           </w:tcPr>
           <w:p>
-            <w:r/>
             <w:r>
-              <w:rPr>
-                <w:rFonts w:ascii="Times New Roman" w:hAnsi="Times New Roman"/>
-                <w:b w:val="0"/>
-                <w:sz w:val="18"/>
-              </w:rPr>
-              <w:t>Deduplication</w:t>
+              <w:t>Database</w:t>
             </w:r>
           </w:p>
         </w:tc>
@@ -357,13 +259,7 @@
             <w:tcW w:type="dxa" w:w="2160"/>
           </w:tcPr>
           <w:p>
-            <w:r/>
             <w:r>
-              <w:rPr>
-                <w:rFonts w:ascii="Times New Roman" w:hAnsi="Times New Roman"/>
-                <w:b w:val="0"/>
-                <w:sz w:val="18"/>
-              </w:rPr>
               <w:t>5</w:t>
             </w:r>
           </w:p>
@@ -373,14 +269,8 @@
             <w:tcW w:type="dxa" w:w="2160"/>
           </w:tcPr>
           <w:p>
-            <w:r/>
             <w:r>
-              <w:rPr>
-                <w:rFonts w:ascii="Times New Roman" w:hAnsi="Times New Roman"/>
-                <w:b w:val="0"/>
-                <w:sz w:val="18"/>
-              </w:rPr>
-              <w:t>Describe the deduplication strategy applied to the database</w:t>
+              <w:t>Specify the version/time period of data</w:t>
             </w:r>
           </w:p>
         </w:tc>
@@ -390,7 +280,7 @@
           </w:tcPr>
           <w:p>
             <w:r>
-              <w:t>Methods, Data Curation, Cohort Construction, and Preprocessing (Section 2.3); case-version deduplication</w:t>
+              <w:t>Materials and methods: Data source and preprocessing (20 quarters)</w:t>
             </w:r>
           </w:p>
         </w:tc>
@@ -401,14 +291,8 @@
             <w:tcW w:type="dxa" w:w="2160"/>
           </w:tcPr>
           <w:p>
-            <w:r/>
             <w:r>
-              <w:rPr>
-                <w:rFonts w:ascii="Times New Roman" w:hAnsi="Times New Roman"/>
-                <w:b w:val="0"/>
-                <w:sz w:val="18"/>
-              </w:rPr>
-              <w:t>Restriction criteria</w:t>
+              <w:t>Study drugs</w:t>
             </w:r>
           </w:p>
         </w:tc>
@@ -417,13 +301,7 @@
             <w:tcW w:type="dxa" w:w="2160"/>
           </w:tcPr>
           <w:p>
-            <w:r/>
             <w:r>
-              <w:rPr>
-                <w:rFonts w:ascii="Times New Roman" w:hAnsi="Times New Roman"/>
-                <w:b w:val="0"/>
-                <w:sz w:val="18"/>
-              </w:rPr>
               <w:t>6</w:t>
             </w:r>
           </w:p>
@@ -433,14 +311,8 @@
             <w:tcW w:type="dxa" w:w="2160"/>
           </w:tcPr>
           <w:p>
-            <w:r/>
             <w:r>
-              <w:rPr>
-                <w:rFonts w:ascii="Times New Roman" w:hAnsi="Times New Roman"/>
-                <w:b w:val="0"/>
-                <w:sz w:val="18"/>
-              </w:rPr>
-              <w:t>Report any restriction criteria applied to the analysis (age, sex, indication, reporter)</w:t>
+              <w:t>Clearly identify the drugs under study</w:t>
             </w:r>
           </w:p>
         </w:tc>
@@ -450,7 +322,7 @@
           </w:tcPr>
           <w:p>
             <w:r>
-              <w:t>Restricted to adolescent age band 12.0–17.0 years (ICH E11(R1))</w:t>
+              <w:t>Materials and methods: Research subjects (14 obesity-related, 10 diabetes-related drugs listed)</w:t>
             </w:r>
           </w:p>
         </w:tc>
@@ -461,14 +333,8 @@
             <w:tcW w:type="dxa" w:w="2160"/>
           </w:tcPr>
           <w:p>
-            <w:r/>
             <w:r>
-              <w:rPr>
-                <w:rFonts w:ascii="Times New Roman" w:hAnsi="Times New Roman"/>
-                <w:b w:val="0"/>
-                <w:sz w:val="18"/>
-              </w:rPr>
-              <w:t>Disproportionality measures</w:t>
+              <w:t>Study events</w:t>
             </w:r>
           </w:p>
         </w:tc>
@@ -477,13 +343,7 @@
             <w:tcW w:type="dxa" w:w="2160"/>
           </w:tcPr>
           <w:p>
-            <w:r/>
             <w:r>
-              <w:rPr>
-                <w:rFonts w:ascii="Times New Roman" w:hAnsi="Times New Roman"/>
-                <w:b w:val="0"/>
-                <w:sz w:val="18"/>
-              </w:rPr>
               <w:t>7</w:t>
             </w:r>
           </w:p>
@@ -493,14 +353,8 @@
             <w:tcW w:type="dxa" w:w="2160"/>
           </w:tcPr>
           <w:p>
-            <w:r/>
             <w:r>
-              <w:rPr>
-                <w:rFonts w:ascii="Times New Roman" w:hAnsi="Times New Roman"/>
-                <w:b w:val="0"/>
-                <w:sz w:val="18"/>
-              </w:rPr>
-              <w:t>Report which disproportionality measures were used (PRR, ROR, EBGM, IC)</w:t>
+              <w:t>Clearly identify the adverse events under study</w:t>
             </w:r>
           </w:p>
         </w:tc>
@@ -510,7 +364,7 @@
           </w:tcPr>
           <w:p>
             <w:r>
-              <w:t>PRR, ROR, EBGM, IC₀₂₅ (Methods, Baseline Models and Conventional Disproportionality Analysis, Section 2.5)</w:t>
+              <w:t>Materials and methods: Data source and preprocessing (MedDRA v26.0, PT and SOC levels)</w:t>
             </w:r>
           </w:p>
         </w:tc>
@@ -521,14 +375,8 @@
             <w:tcW w:type="dxa" w:w="2160"/>
           </w:tcPr>
           <w:p>
-            <w:r/>
             <w:r>
-              <w:rPr>
-                <w:rFonts w:ascii="Times New Roman" w:hAnsi="Times New Roman"/>
-                <w:b w:val="0"/>
-                <w:sz w:val="18"/>
-              </w:rPr>
-              <w:t>Signal threshold</w:t>
+              <w:t>Coding</w:t>
             </w:r>
           </w:p>
         </w:tc>
@@ -537,13 +385,7 @@
             <w:tcW w:type="dxa" w:w="2160"/>
           </w:tcPr>
           <w:p>
-            <w:r/>
             <w:r>
-              <w:rPr>
-                <w:rFonts w:ascii="Times New Roman" w:hAnsi="Times New Roman"/>
-                <w:b w:val="0"/>
-                <w:sz w:val="18"/>
-              </w:rPr>
               <w:t>8</w:t>
             </w:r>
           </w:p>
@@ -553,14 +395,8 @@
             <w:tcW w:type="dxa" w:w="2160"/>
           </w:tcPr>
           <w:p>
-            <w:r/>
             <w:r>
-              <w:rPr>
-                <w:rFonts w:ascii="Times New Roman" w:hAnsi="Times New Roman"/>
-                <w:b w:val="0"/>
-                <w:sz w:val="18"/>
-              </w:rPr>
-              <w:t>State the thresholds used for signal detection</w:t>
+              <w:t>Report the medical terminology used</w:t>
             </w:r>
           </w:p>
         </w:tc>
@@ -570,7 +406,7 @@
           </w:tcPr>
           <w:p>
             <w:r>
-              <w:t>Methods, Baseline Models and Conventional Disproportionality Analysis (Section 2.5)</w:t>
+              <w:t>Materials and methods: Data source and preprocessing (MedDRA v26.0) [17]</w:t>
             </w:r>
           </w:p>
         </w:tc>
@@ -581,14 +417,8 @@
             <w:tcW w:type="dxa" w:w="2160"/>
           </w:tcPr>
           <w:p>
-            <w:r/>
             <w:r>
-              <w:rPr>
-                <w:rFonts w:ascii="Times New Roman" w:hAnsi="Times New Roman"/>
-                <w:b w:val="0"/>
-                <w:sz w:val="18"/>
-              </w:rPr>
-              <w:t>Stratification/adjustment</w:t>
+              <w:t>Population</w:t>
             </w:r>
           </w:p>
         </w:tc>
@@ -597,13 +427,7 @@
             <w:tcW w:type="dxa" w:w="2160"/>
           </w:tcPr>
           <w:p>
-            <w:r/>
             <w:r>
-              <w:rPr>
-                <w:rFonts w:ascii="Times New Roman" w:hAnsi="Times New Roman"/>
-                <w:b w:val="0"/>
-                <w:sz w:val="18"/>
-              </w:rPr>
               <w:t>9</w:t>
             </w:r>
           </w:p>
@@ -613,14 +437,8 @@
             <w:tcW w:type="dxa" w:w="2160"/>
           </w:tcPr>
           <w:p>
-            <w:r/>
             <w:r>
-              <w:rPr>
-                <w:rFonts w:ascii="Times New Roman" w:hAnsi="Times New Roman"/>
-                <w:b w:val="0"/>
-                <w:sz w:val="18"/>
-              </w:rPr>
-              <w:t>Describe any stratification or adjustment applied</w:t>
+              <w:t>Define the study population</w:t>
             </w:r>
           </w:p>
         </w:tc>
@@ -630,7 +448,7 @@
           </w:tcPr>
           <w:p>
             <w:r>
-              <w:t>Primary suspect reports; age-restricted cohort</w:t>
+              <w:t>Materials and methods: Research subjects (adolescents 12-17 years)</w:t>
             </w:r>
           </w:p>
         </w:tc>
@@ -641,14 +459,8 @@
             <w:tcW w:type="dxa" w:w="2160"/>
           </w:tcPr>
           <w:p>
-            <w:r/>
             <w:r>
-              <w:rPr>
-                <w:rFonts w:ascii="Times New Roman" w:hAnsi="Times New Roman"/>
-                <w:b w:val="0"/>
-                <w:sz w:val="18"/>
-              </w:rPr>
-              <w:t>Sensitivity analyses</w:t>
+              <w:t>Deduplication</w:t>
             </w:r>
           </w:p>
         </w:tc>
@@ -657,13 +469,7 @@
             <w:tcW w:type="dxa" w:w="2160"/>
           </w:tcPr>
           <w:p>
-            <w:r/>
             <w:r>
-              <w:rPr>
-                <w:rFonts w:ascii="Times New Roman" w:hAnsi="Times New Roman"/>
-                <w:b w:val="0"/>
-                <w:sz w:val="18"/>
-              </w:rPr>
               <w:t>10</w:t>
             </w:r>
           </w:p>
@@ -673,14 +479,8 @@
             <w:tcW w:type="dxa" w:w="2160"/>
           </w:tcPr>
           <w:p>
-            <w:r/>
             <w:r>
-              <w:rPr>
-                <w:rFonts w:ascii="Times New Roman" w:hAnsi="Times New Roman"/>
-                <w:b w:val="0"/>
-                <w:sz w:val="18"/>
-              </w:rPr>
-              <w:t>Report any sensitivity analyses performed for the disproportionality analysis</w:t>
+              <w:t>Describe deduplication strategy</w:t>
             </w:r>
           </w:p>
         </w:tc>
@@ -690,7 +490,7 @@
           </w:tcPr>
           <w:p>
             <w:r>
-              <w:t>Cohort-definition sensitivity across four pharmacotherapy panels (Results, Section 3.6)</w:t>
+              <w:t>Materials and methods: Data source and preprocessing (most recent version by FDA_DT)</w:t>
             </w:r>
           </w:p>
         </w:tc>
@@ -701,14 +501,8 @@
             <w:tcW w:type="dxa" w:w="2160"/>
           </w:tcPr>
           <w:p>
-            <w:r/>
             <w:r>
-              <w:rPr>
-                <w:rFonts w:ascii="Times New Roman" w:hAnsi="Times New Roman"/>
-                <w:b w:val="0"/>
-                <w:sz w:val="18"/>
-              </w:rPr>
-              <w:t>Masking/notoriety bias</w:t>
+              <w:t>Disproportionality</w:t>
             </w:r>
           </w:p>
         </w:tc>
@@ -717,13 +511,7 @@
             <w:tcW w:type="dxa" w:w="2160"/>
           </w:tcPr>
           <w:p>
-            <w:r/>
             <w:r>
-              <w:rPr>
-                <w:rFonts w:ascii="Times New Roman" w:hAnsi="Times New Roman"/>
-                <w:b w:val="0"/>
-                <w:sz w:val="18"/>
-              </w:rPr>
               <w:t>11</w:t>
             </w:r>
           </w:p>
@@ -733,14 +521,8 @@
             <w:tcW w:type="dxa" w:w="2160"/>
           </w:tcPr>
           <w:p>
-            <w:r/>
             <w:r>
-              <w:rPr>
-                <w:rFonts w:ascii="Times New Roman" w:hAnsi="Times New Roman"/>
-                <w:b w:val="0"/>
-                <w:sz w:val="18"/>
-              </w:rPr>
-              <w:t>Discuss the potential impact of masking, notoriety bias, or Weber effect</w:t>
+              <w:t>Report the disproportionality measure(s) used</w:t>
             </w:r>
           </w:p>
         </w:tc>
@@ -750,7 +532,7 @@
           </w:tcPr>
           <w:p>
             <w:r>
-              <w:t>Discussion, Strengths and Limitations (Section 4.6)</w:t>
+              <w:t>Materials and methods: Data analysis (ROR [18], PRR [19], IC [20], EBGM [21]); Table 2</w:t>
             </w:r>
           </w:p>
         </w:tc>
@@ -761,14 +543,8 @@
             <w:tcW w:type="dxa" w:w="2160"/>
           </w:tcPr>
           <w:p>
-            <w:r/>
             <w:r>
-              <w:rPr>
-                <w:rFonts w:ascii="Times New Roman" w:hAnsi="Times New Roman"/>
-                <w:b w:val="0"/>
-                <w:sz w:val="18"/>
-              </w:rPr>
-              <w:t>Interpretation</w:t>
+              <w:t>Thresholds</w:t>
             </w:r>
           </w:p>
         </w:tc>
@@ -777,13 +553,7 @@
             <w:tcW w:type="dxa" w:w="2160"/>
           </w:tcPr>
           <w:p>
-            <w:r/>
             <w:r>
-              <w:rPr>
-                <w:rFonts w:ascii="Times New Roman" w:hAnsi="Times New Roman"/>
-                <w:b w:val="0"/>
-                <w:sz w:val="18"/>
-              </w:rPr>
               <w:t>12</w:t>
             </w:r>
           </w:p>
@@ -793,14 +563,8 @@
             <w:tcW w:type="dxa" w:w="2160"/>
           </w:tcPr>
           <w:p>
-            <w:r/>
             <w:r>
-              <w:rPr>
-                <w:rFonts w:ascii="Times New Roman" w:hAnsi="Times New Roman"/>
-                <w:b w:val="0"/>
-                <w:sz w:val="18"/>
-              </w:rPr>
-              <w:t>Provide a clear interpretation noting that disproportionality does not imply causation</w:t>
+              <w:t>Report signal detection thresholds</w:t>
             </w:r>
           </w:p>
         </w:tc>
@@ -810,7 +574,7 @@
           </w:tcPr>
           <w:p>
             <w:r>
-              <w:t>Discussion (Section 4); Fig 5 caption</w:t>
+              <w:t>Materials and methods: Data analysis; Table 2 (four-metric criteria)</w:t>
             </w:r>
           </w:p>
         </w:tc>
@@ -821,14 +585,8 @@
             <w:tcW w:type="dxa" w:w="2160"/>
           </w:tcPr>
           <w:p>
-            <w:r/>
             <w:r>
-              <w:rPr>
-                <w:rFonts w:ascii="Times New Roman" w:hAnsi="Times New Roman"/>
-                <w:b w:val="0"/>
-                <w:sz w:val="18"/>
-              </w:rPr>
-              <w:t>Visualisation</w:t>
+              <w:t>Interpretation</w:t>
             </w:r>
           </w:p>
         </w:tc>
@@ -837,13 +595,7 @@
             <w:tcW w:type="dxa" w:w="2160"/>
           </w:tcPr>
           <w:p>
-            <w:r/>
             <w:r>
-              <w:rPr>
-                <w:rFonts w:ascii="Times New Roman" w:hAnsi="Times New Roman"/>
-                <w:b w:val="0"/>
-                <w:sz w:val="18"/>
-              </w:rPr>
               <w:t>13</w:t>
             </w:r>
           </w:p>
@@ -853,14 +605,8 @@
             <w:tcW w:type="dxa" w:w="2160"/>
           </w:tcPr>
           <w:p>
-            <w:r/>
             <w:r>
-              <w:rPr>
-                <w:rFonts w:ascii="Times New Roman" w:hAnsi="Times New Roman"/>
-                <w:b w:val="0"/>
-                <w:sz w:val="18"/>
-              </w:rPr>
-              <w:t>Present results in appropriate tables or figures</w:t>
+              <w:t>Acknowledge that disproportionality does not imply causation</w:t>
             </w:r>
           </w:p>
         </w:tc>
@@ -870,7 +616,7 @@
           </w:tcPr>
           <w:p>
             <w:r>
-              <w:t>Fig 5 (heatmap); Table for complementary ML/disproportionality findings (Section 3.8)</w:t>
+              <w:t>Discussion: Strengths and limitations; Conclusion</w:t>
             </w:r>
           </w:p>
         </w:tc>
@@ -881,14 +627,8 @@
             <w:tcW w:type="dxa" w:w="2160"/>
           </w:tcPr>
           <w:p>
-            <w:r/>
             <w:r>
-              <w:rPr>
-                <w:rFonts w:ascii="Times New Roman" w:hAnsi="Times New Roman"/>
-                <w:b w:val="0"/>
-                <w:sz w:val="18"/>
-              </w:rPr>
-              <w:t>Reproducibility</w:t>
+              <w:t>Visualisation</w:t>
             </w:r>
           </w:p>
         </w:tc>
@@ -897,13 +637,7 @@
             <w:tcW w:type="dxa" w:w="2160"/>
           </w:tcPr>
           <w:p>
-            <w:r/>
             <w:r>
-              <w:rPr>
-                <w:rFonts w:ascii="Times New Roman" w:hAnsi="Times New Roman"/>
-                <w:b w:val="0"/>
-                <w:sz w:val="18"/>
-              </w:rPr>
               <w:t>14</w:t>
             </w:r>
           </w:p>
@@ -913,14 +647,8 @@
             <w:tcW w:type="dxa" w:w="2160"/>
           </w:tcPr>
           <w:p>
-            <w:r/>
             <w:r>
-              <w:rPr>
-                <w:rFonts w:ascii="Times New Roman" w:hAnsi="Times New Roman"/>
-                <w:b w:val="0"/>
-                <w:sz w:val="18"/>
-              </w:rPr>
-              <w:t>Provide sufficient detail to allow reproducibility of the analysis</w:t>
+              <w:t>Present results in appropriate visual format</w:t>
             </w:r>
           </w:p>
         </w:tc>
@@ -930,7 +658,343 @@
           </w:tcPr>
           <w:p>
             <w:r>
-              <w:t>GitHub repository; Methods Sections 2.3–2.5</w:t>
+              <w:t>Figures 1-4 (study design, SOC distribution, heatmap, drug-specific signals)</w:t>
+            </w:r>
+          </w:p>
+        </w:tc>
+      </w:tr>
+      <w:tr>
+        <w:tc>
+          <w:tcPr>
+            <w:tcW w:type="dxa" w:w="2160"/>
+          </w:tcPr>
+          <w:p>
+            <w:r>
+              <w:t>Sensitivity</w:t>
+            </w:r>
+          </w:p>
+        </w:tc>
+        <w:tc>
+          <w:tcPr>
+            <w:tcW w:type="dxa" w:w="2160"/>
+          </w:tcPr>
+          <w:p>
+            <w:r>
+              <w:t>15</w:t>
+            </w:r>
+          </w:p>
+        </w:tc>
+        <w:tc>
+          <w:tcPr>
+            <w:tcW w:type="dxa" w:w="2160"/>
+          </w:tcPr>
+          <w:p>
+            <w:r>
+              <w:t>Report any sensitivity analyses performed</w:t>
+            </w:r>
+          </w:p>
+        </w:tc>
+        <w:tc>
+          <w:tcPr>
+            <w:tcW w:type="dxa" w:w="2160"/>
+          </w:tcPr>
+          <w:p>
+            <w:r>
+              <w:t>Materials and methods: Research subjects (four pharmacotherapy panels as sensitivity analyses)</w:t>
+            </w:r>
+          </w:p>
+        </w:tc>
+      </w:tr>
+      <w:tr>
+        <w:tc>
+          <w:tcPr>
+            <w:tcW w:type="dxa" w:w="2160"/>
+          </w:tcPr>
+          <w:p>
+            <w:r>
+              <w:t>Results</w:t>
+            </w:r>
+          </w:p>
+        </w:tc>
+        <w:tc>
+          <w:tcPr>
+            <w:tcW w:type="dxa" w:w="2160"/>
+          </w:tcPr>
+          <w:p>
+            <w:r>
+              <w:t>16</w:t>
+            </w:r>
+          </w:p>
+        </w:tc>
+        <w:tc>
+          <w:tcPr>
+            <w:tcW w:type="dxa" w:w="2160"/>
+          </w:tcPr>
+          <w:p>
+            <w:r>
+              <w:t>Report main disproportionality results</w:t>
+            </w:r>
+          </w:p>
+        </w:tc>
+        <w:tc>
+          <w:tcPr>
+            <w:tcW w:type="dxa" w:w="2160"/>
+          </w:tcPr>
+          <w:p>
+            <w:r>
+              <w:t>Results: Signal distribution at SOC level; Signal distribution at PT level; Drug-specific adverse event profiles</w:t>
+            </w:r>
+          </w:p>
+        </w:tc>
+      </w:tr>
+      <w:tr>
+        <w:tc>
+          <w:tcPr>
+            <w:tcW w:type="dxa" w:w="2160"/>
+          </w:tcPr>
+          <w:p>
+            <w:r>
+              <w:t>Missing data</w:t>
+            </w:r>
+          </w:p>
+        </w:tc>
+        <w:tc>
+          <w:tcPr>
+            <w:tcW w:type="dxa" w:w="2160"/>
+          </w:tcPr>
+          <w:p>
+            <w:r>
+              <w:t>17</w:t>
+            </w:r>
+          </w:p>
+        </w:tc>
+        <w:tc>
+          <w:tcPr>
+            <w:tcW w:type="dxa" w:w="2160"/>
+          </w:tcPr>
+          <w:p>
+            <w:r>
+              <w:t>Report missing data rates and handling</w:t>
+            </w:r>
+          </w:p>
+        </w:tc>
+        <w:tc>
+          <w:tcPr>
+            <w:tcW w:type="dxa" w:w="2160"/>
+          </w:tcPr>
+          <w:p>
+            <w:r>
+              <w:t>Discussion: paragraphs on outcome missingness (~46-51%); Materials and methods: outcome-label clarification</w:t>
+            </w:r>
+          </w:p>
+        </w:tc>
+      </w:tr>
+      <w:tr>
+        <w:tc>
+          <w:tcPr>
+            <w:tcW w:type="dxa" w:w="2160"/>
+          </w:tcPr>
+          <w:p>
+            <w:r>
+              <w:t>Limitations</w:t>
+            </w:r>
+          </w:p>
+        </w:tc>
+        <w:tc>
+          <w:tcPr>
+            <w:tcW w:type="dxa" w:w="2160"/>
+          </w:tcPr>
+          <w:p>
+            <w:r>
+              <w:t>18</w:t>
+            </w:r>
+          </w:p>
+        </w:tc>
+        <w:tc>
+          <w:tcPr>
+            <w:tcW w:type="dxa" w:w="2160"/>
+          </w:tcPr>
+          <w:p>
+            <w:r>
+              <w:t>Discuss limitations of the analysis</w:t>
+            </w:r>
+          </w:p>
+        </w:tc>
+        <w:tc>
+          <w:tcPr>
+            <w:tcW w:type="dxa" w:w="2160"/>
+          </w:tcPr>
+          <w:p>
+            <w:r>
+              <w:t>Discussion: Strengths and limitations (spontaneous reporting, under-reporting, stimulated reporting, confounding)</w:t>
+            </w:r>
+          </w:p>
+        </w:tc>
+      </w:tr>
+      <w:tr>
+        <w:tc>
+          <w:tcPr>
+            <w:tcW w:type="dxa" w:w="2160"/>
+          </w:tcPr>
+          <w:p>
+            <w:r>
+              <w:t>Reporting bias</w:t>
+            </w:r>
+          </w:p>
+        </w:tc>
+        <w:tc>
+          <w:tcPr>
+            <w:tcW w:type="dxa" w:w="2160"/>
+          </w:tcPr>
+          <w:p>
+            <w:r>
+              <w:t>19</w:t>
+            </w:r>
+          </w:p>
+        </w:tc>
+        <w:tc>
+          <w:tcPr>
+            <w:tcW w:type="dxa" w:w="2160"/>
+          </w:tcPr>
+          <w:p>
+            <w:r>
+              <w:t>Discuss potential reporting biases</w:t>
+            </w:r>
+          </w:p>
+        </w:tc>
+        <w:tc>
+          <w:tcPr>
+            <w:tcW w:type="dxa" w:w="2160"/>
+          </w:tcPr>
+          <w:p>
+            <w:r>
+              <w:t>Discussion: Strengths and limitations (stimulated reporting, media attention to GLP-1 agonists)</w:t>
+            </w:r>
+          </w:p>
+        </w:tc>
+      </w:tr>
+      <w:tr>
+        <w:tc>
+          <w:tcPr>
+            <w:tcW w:type="dxa" w:w="2160"/>
+          </w:tcPr>
+          <w:p>
+            <w:r>
+              <w:t>Comparability</w:t>
+            </w:r>
+          </w:p>
+        </w:tc>
+        <w:tc>
+          <w:tcPr>
+            <w:tcW w:type="dxa" w:w="2160"/>
+          </w:tcPr>
+          <w:p>
+            <w:r>
+              <w:t>20</w:t>
+            </w:r>
+          </w:p>
+        </w:tc>
+        <w:tc>
+          <w:tcPr>
+            <w:tcW w:type="dxa" w:w="2160"/>
+          </w:tcPr>
+          <w:p>
+            <w:r>
+              <w:t>Discuss comparability with other studies</w:t>
+            </w:r>
+          </w:p>
+        </w:tc>
+        <w:tc>
+          <w:tcPr>
+            <w:tcW w:type="dxa" w:w="2160"/>
+          </w:tcPr>
+          <w:p>
+            <w:r>
+              <w:t>Discussion (metformin [29], statins [25], GLP-1 adolescent trial [27])</w:t>
+            </w:r>
+          </w:p>
+        </w:tc>
+      </w:tr>
+      <w:tr>
+        <w:tc>
+          <w:tcPr>
+            <w:tcW w:type="dxa" w:w="2160"/>
+          </w:tcPr>
+          <w:p>
+            <w:r>
+              <w:t>Clinical relevance</w:t>
+            </w:r>
+          </w:p>
+        </w:tc>
+        <w:tc>
+          <w:tcPr>
+            <w:tcW w:type="dxa" w:w="2160"/>
+          </w:tcPr>
+          <w:p>
+            <w:r>
+              <w:t>21</w:t>
+            </w:r>
+          </w:p>
+        </w:tc>
+        <w:tc>
+          <w:tcPr>
+            <w:tcW w:type="dxa" w:w="2160"/>
+          </w:tcPr>
+          <w:p>
+            <w:r>
+              <w:t>Discuss clinical implications</w:t>
+            </w:r>
+          </w:p>
+        </w:tc>
+        <w:tc>
+          <w:tcPr>
+            <w:tcW w:type="dxa" w:w="2160"/>
+          </w:tcPr>
+          <w:p>
+            <w:r>
+              <w:t>Discussion, paragraphs 1-4; Conclusion</w:t>
+            </w:r>
+          </w:p>
+        </w:tc>
+      </w:tr>
+      <w:tr>
+        <w:tc>
+          <w:tcPr>
+            <w:tcW w:type="dxa" w:w="2160"/>
+          </w:tcPr>
+          <w:p>
+            <w:r>
+              <w:t>Data access</w:t>
+            </w:r>
+          </w:p>
+        </w:tc>
+        <w:tc>
+          <w:tcPr>
+            <w:tcW w:type="dxa" w:w="2160"/>
+          </w:tcPr>
+          <w:p>
+            <w:r>
+              <w:t>22</w:t>
+            </w:r>
+          </w:p>
+        </w:tc>
+        <w:tc>
+          <w:tcPr>
+            <w:tcW w:type="dxa" w:w="2160"/>
+          </w:tcPr>
+          <w:p>
+            <w:r>
+              <w:t>State data availability</w:t>
+            </w:r>
+          </w:p>
+        </w:tc>
+        <w:tc>
+          <w:tcPr>
+            <w:tcW w:type="dxa" w:w="2160"/>
+          </w:tcPr>
+          <w:p>
+            <w:r>
+              <w:t>Data availability section (FAERS public, code on GitHub)</w:t>
             </w:r>
           </w:p>
         </w:tc>

--- a/Supplementary_Information/S3_Table_READUS_PV_Checklist.docx
+++ b/Supplementary_Information/S3_Table_READUS_PV_Checklist.docx
@@ -17,7 +17,7 @@
     </w:p>
     <w:p>
       <w:r>
-        <w:t>Checklist completed against PONE_Condensed_V12 manuscript.</w:t>
+        <w:t>Checklist completed against PONE_Condensed_the submitted manuscript manuscript.</w:t>
       </w:r>
     </w:p>
     <w:p/>
@@ -70,7 +70,7 @@
           </w:tcPr>
           <w:p>
             <w:r>
-              <w:t>Location in V12</w:t>
+              <w:t>Location in manuscript</w:t>
             </w:r>
           </w:p>
         </w:tc>
@@ -364,7 +364,7 @@
           </w:tcPr>
           <w:p>
             <w:r>
-              <w:t>Materials and methods: Data source and preprocessing (MedDRA v26.0, PT and SOC levels)</w:t>
+              <w:t>Materials and methods: Data source and preprocessing (MedDRA v28.1, PT and SOC levels)</w:t>
             </w:r>
           </w:p>
         </w:tc>
@@ -406,7 +406,7 @@
           </w:tcPr>
           <w:p>
             <w:r>
-              <w:t>Materials and methods: Data source and preprocessing (MedDRA v26.0) [17]</w:t>
+              <w:t>Materials and methods: Data source and preprocessing (MedDRA v28.1) [17]</w:t>
             </w:r>
           </w:p>
         </w:tc>
